--- a/assets/homework/SAS Mini-Project.docx
+++ b/assets/homework/SAS Mini-Project.docx
@@ -342,7 +342,13 @@
         <w:ind w:hanging="360"/>
       </w:pPr>
       <w:r>
-        <w:t xml:space="preserve">How many zip codes are in each of the three datasets that you created above?  For the </w:t>
+        <w:rPr>
+          <w:highlight w:val="yellow"/>
+        </w:rPr>
+        <w:t>How many zip codes</w:t>
+      </w:r>
+      <w:r>
+        <w:t xml:space="preserve"> are in each of the three datasets that you created above?  For the </w:t>
       </w:r>
       <w:proofErr w:type="spellStart"/>
       <w:r>
@@ -409,7 +415,16 @@
         <w:ind w:hanging="360"/>
       </w:pPr>
       <w:r>
-        <w:t xml:space="preserve">Calculate the quartiles of the college graduation rate variable. </w:t>
+        <w:t xml:space="preserve">Calculate the </w:t>
+      </w:r>
+      <w:r>
+        <w:rPr>
+          <w:highlight w:val="yellow"/>
+        </w:rPr>
+        <w:t>quartiles of the college graduation rate variable</w:t>
+      </w:r>
+      <w:r>
+        <w:t xml:space="preserve">. </w:t>
       </w:r>
     </w:p>
     <w:p>
@@ -511,7 +526,16 @@
       </w:r>
       <w:proofErr w:type="spellEnd"/>
       <w:r>
-        <w:t xml:space="preserve"> variable to name the groups “high”, “med-high”, “med-low”, and “low”, respectively.  Add a label to the variable as well.</w:t>
+        <w:t xml:space="preserve"> variable to name the groups </w:t>
+      </w:r>
+      <w:r>
+        <w:rPr>
+          <w:highlight w:val="yellow"/>
+        </w:rPr>
+        <w:t>“high”, “med-high”, “med-low”, and “low”,</w:t>
+      </w:r>
+      <w:r>
+        <w:t xml:space="preserve"> respectively.  Add a label to the variable as well.</w:t>
       </w:r>
     </w:p>
     <w:p>
@@ -600,22 +624,30 @@
       <w:r>
         <w:rPr>
           <w:i/>
+          <w:highlight w:val="yellow"/>
         </w:rPr>
         <w:t>meaninc</w:t>
       </w:r>
       <w:proofErr w:type="spellEnd"/>
       <w:r>
+        <w:rPr>
+          <w:highlight w:val="yellow"/>
+        </w:rPr>
         <w:t xml:space="preserve"> and </w:t>
       </w:r>
       <w:proofErr w:type="spellStart"/>
       <w:r>
         <w:rPr>
           <w:i/>
+          <w:highlight w:val="yellow"/>
         </w:rPr>
         <w:t>meanpop</w:t>
       </w:r>
       <w:proofErr w:type="spellEnd"/>
       <w:r>
+        <w:rPr>
+          <w:highlight w:val="yellow"/>
+        </w:rPr>
         <w:t>.</w:t>
       </w:r>
     </w:p>
@@ -641,7 +673,13 @@
         <w:t>In</w:t>
       </w:r>
       <w:r>
-        <w:t xml:space="preserve"> a table using PROC TABULATE.</w:t>
+        <w:t xml:space="preserve"> a table using </w:t>
+      </w:r>
+      <w:r>
+        <w:rPr>
+          <w:highlight w:val="yellow"/>
+        </w:rPr>
+        <w:t>PROC TABULATE.</w:t>
       </w:r>
     </w:p>
     <w:p>
@@ -661,12 +699,21 @@
         </w:numPr>
         <w:spacing w:after="0" w:line="240" w:lineRule="auto"/>
         <w:ind w:left="1980" w:hanging="540"/>
+        <w:rPr>
+          <w:highlight w:val="yellow"/>
+        </w:rPr>
       </w:pPr>
       <w:r>
         <w:t xml:space="preserve">In a </w:t>
       </w:r>
       <w:r>
-        <w:t xml:space="preserve">scatterplot, where </w:t>
+        <w:rPr>
+          <w:highlight w:val="yellow"/>
+        </w:rPr>
+        <w:t>scatterplot,</w:t>
+      </w:r>
+      <w:r>
+        <w:t xml:space="preserve"> where </w:t>
       </w:r>
       <w:r>
         <w:rPr>
@@ -700,7 +747,13 @@
       </w:r>
       <w:proofErr w:type="spellEnd"/>
       <w:r>
-        <w:t>.  Comment on the pattern that you that you see in the graph.</w:t>
+        <w:t xml:space="preserve">.  </w:t>
+      </w:r>
+      <w:r>
+        <w:rPr>
+          <w:highlight w:val="yellow"/>
+        </w:rPr>
+        <w:t>Comment on the pattern that you that you see in the graph.</w:t>
       </w:r>
     </w:p>
     <w:sectPr>
@@ -1954,12 +2007,9 @@
 </file>
 
 <file path=customXml/item1.xml><?xml version="1.0" encoding="utf-8"?>
-<?mso-contentType ?>
-<FormTemplates xmlns="http://schemas.microsoft.com/sharepoint/v3/contenttype/forms">
-  <Display>DocumentLibraryForm</Display>
-  <Edit>DocumentLibraryForm</Edit>
-  <New>DocumentLibraryForm</New>
-</FormTemplates>
+<p:properties xmlns:p="http://schemas.microsoft.com/office/2006/metadata/properties" xmlns:xsi="http://www.w3.org/2001/XMLSchema-instance" xmlns:pc="http://schemas.microsoft.com/office/infopath/2007/PartnerControls">
+  <documentManagement/>
+</p:properties>
 </file>
 
 <file path=customXml/item2.xml><?xml version="1.0" encoding="utf-8"?>
@@ -2186,15 +2236,19 @@
 </file>
 
 <file path=customXml/item3.xml><?xml version="1.0" encoding="utf-8"?>
-<p:properties xmlns:p="http://schemas.microsoft.com/office/2006/metadata/properties" xmlns:xsi="http://www.w3.org/2001/XMLSchema-instance" xmlns:pc="http://schemas.microsoft.com/office/infopath/2007/PartnerControls">
-  <documentManagement/>
-</p:properties>
+<?mso-contentType ?>
+<FormTemplates xmlns="http://schemas.microsoft.com/sharepoint/v3/contenttype/forms">
+  <Display>DocumentLibraryForm</Display>
+  <Edit>DocumentLibraryForm</Edit>
+  <New>DocumentLibraryForm</New>
+</FormTemplates>
 </file>
 
 <file path=customXml/itemProps1.xml><?xml version="1.0" encoding="utf-8"?>
-<ds:datastoreItem xmlns:ds="http://schemas.openxmlformats.org/officeDocument/2006/customXml" ds:itemID="{87F35F93-5757-4D5C-A492-2ACA06CB0060}">
+<ds:datastoreItem xmlns:ds="http://schemas.openxmlformats.org/officeDocument/2006/customXml" ds:itemID="{EBCD27CB-9F13-4925-9383-BD3954AB43EB}">
   <ds:schemaRefs>
-    <ds:schemaRef ds:uri="http://schemas.microsoft.com/sharepoint/v3/contenttype/forms"/>
+    <ds:schemaRef ds:uri="http://schemas.microsoft.com/office/2006/metadata/properties"/>
+    <ds:schemaRef ds:uri="http://schemas.microsoft.com/office/infopath/2007/PartnerControls"/>
   </ds:schemaRefs>
 </ds:datastoreItem>
 </file>
@@ -2219,10 +2273,9 @@
 </file>
 
 <file path=customXml/itemProps3.xml><?xml version="1.0" encoding="utf-8"?>
-<ds:datastoreItem xmlns:ds="http://schemas.openxmlformats.org/officeDocument/2006/customXml" ds:itemID="{EBCD27CB-9F13-4925-9383-BD3954AB43EB}">
+<ds:datastoreItem xmlns:ds="http://schemas.openxmlformats.org/officeDocument/2006/customXml" ds:itemID="{87F35F93-5757-4D5C-A492-2ACA06CB0060}">
   <ds:schemaRefs>
-    <ds:schemaRef ds:uri="http://schemas.microsoft.com/office/2006/metadata/properties"/>
-    <ds:schemaRef ds:uri="http://schemas.microsoft.com/office/infopath/2007/PartnerControls"/>
+    <ds:schemaRef ds:uri="http://schemas.microsoft.com/sharepoint/v3/contenttype/forms"/>
   </ds:schemaRefs>
 </ds:datastoreItem>
 </file>